--- a/Resume_2026_Senior_Unity_Gameplay_Engineer.docx
+++ b/Resume_2026_Senior_Unity_Gameplay_Engineer.docx
@@ -170,7 +170,7 @@
         </w:rPr>
         <w:t xml:space="preserve">Portland, OR  ·  </w:t>
       </w:r>
-      <w:hyperlink r:id="rId6">
+      <w:hyperlink r:id="rId7">
         <w:r>
           <w:rPr>
             <w:color w:val="1155cc"/>
@@ -201,7 +201,7 @@
         </w:rPr>
         <w:t xml:space="preserve">  ·  </w:t>
       </w:r>
-      <w:hyperlink r:id="rId7">
+      <w:hyperlink r:id="rId8">
         <w:r>
           <w:rPr>
             <w:rFonts w:ascii="Arial" w:cs="Arial" w:eastAsia="Arial" w:hAnsi="Arial"/>
@@ -796,7 +796,7 @@
           <w:szCs w:val="21"/>
           <w:rtl w:val="0"/>
         </w:rPr>
-        <w:t xml:space="preserve">UGUI, NGUI, complex, adaptive and  responsive interface design &amp; implementation pixel perfect</w:t>
+        <w:t xml:space="preserve">UGUI, NGUI, complex, adaptive and responsive interface design &amp; implementation pixel perfect</w:t>
       </w:r>
       <w:r>
         <w:rPr>
@@ -930,7 +930,7 @@
           <w:rtl w:val="0"/>
         </w:rPr>
         <w:tab/>
-        <w:t xml:space="preserve">Sep 2025– Sep 2026</w:t>
+        <w:t xml:space="preserve">September 2025 – September 2026</w:t>
       </w:r>
       <w:r>
         <w:rPr>
@@ -1081,7 +1081,7 @@
           <w:between w:space="0" w:sz="0" w:val="nil"/>
         </w:pBdr>
         <w:shd w:fill="auto" w:val="clear"/>
-        <w:spacing w:after="0" w:afterAutospacing="0" w:before="0" w:line="291.99999999999994" w:lineRule="auto"/>
+        <w:spacing w:after="0" w:before="0" w:line="291.99999999999994" w:lineRule="auto"/>
         <w:ind w:left="720" w:right="0" w:hanging="360"/>
         <w:jc w:val="left"/>
         <w:rPr>
@@ -1093,7 +1093,6 @@
           <w:color w:val="202c36"/>
           <w:sz w:val="23"/>
           <w:szCs w:val="23"/>
-          <w:u w:val="none"/>
           <w:shd w:fill="auto" w:val="clear"/>
           <w:vertAlign w:val="baseline"/>
         </w:rPr>
@@ -1154,6 +1153,11 @@
           <w:rtl w:val="0"/>
         </w:rPr>
         <w:t xml:space="preserve">: database schemas, stored procedures, network serialization and UI.</w:t>
+      </w:r>
+      <w:r>
+        <w:rPr>
+          <w:rtl w:val="0"/>
+        </w:rPr>
       </w:r>
     </w:p>
     <w:p>
@@ -1174,7 +1178,7 @@
           <w:between w:space="0" w:sz="0" w:val="nil"/>
         </w:pBdr>
         <w:shd w:fill="auto" w:val="clear"/>
-        <w:spacing w:after="0" w:afterAutospacing="0" w:before="0" w:line="291.99999999999994" w:lineRule="auto"/>
+        <w:spacing w:after="0" w:before="0" w:line="291.99999999999994" w:lineRule="auto"/>
         <w:ind w:left="720" w:right="0" w:hanging="360"/>
         <w:jc w:val="left"/>
         <w:rPr>
@@ -1188,7 +1192,6 @@
           <w:color w:val="202c36"/>
           <w:sz w:val="23"/>
           <w:szCs w:val="23"/>
-          <w:u w:val="none"/>
           <w:shd w:fill="auto" w:val="clear"/>
           <w:vertAlign w:val="baseline"/>
         </w:rPr>
@@ -1231,7 +1234,7 @@
           <w:between w:space="0" w:sz="0" w:val="nil"/>
         </w:pBdr>
         <w:shd w:fill="auto" w:val="clear"/>
-        <w:spacing w:after="0" w:afterAutospacing="0" w:before="0" w:line="291.99999999999994" w:lineRule="auto"/>
+        <w:spacing w:after="0" w:before="0" w:line="291.99999999999994" w:lineRule="auto"/>
         <w:ind w:left="720" w:right="0" w:hanging="360"/>
         <w:jc w:val="left"/>
         <w:rPr>
@@ -1245,7 +1248,6 @@
           <w:color w:val="202c36"/>
           <w:sz w:val="23"/>
           <w:szCs w:val="23"/>
-          <w:u w:val="none"/>
           <w:shd w:fill="auto" w:val="clear"/>
           <w:vertAlign w:val="baseline"/>
         </w:rPr>
@@ -1302,7 +1304,6 @@
           <w:color w:val="202c36"/>
           <w:sz w:val="23"/>
           <w:szCs w:val="23"/>
-          <w:u w:val="none"/>
           <w:shd w:fill="auto" w:val="clear"/>
           <w:vertAlign w:val="baseline"/>
         </w:rPr>
@@ -1348,15 +1349,18 @@
         <w:spacing w:after="0" w:before="0" w:line="291.99999999999994" w:lineRule="auto"/>
         <w:ind w:left="720" w:right="0" w:hanging="360"/>
         <w:jc w:val="left"/>
-        <w:rPr>
-          <w:u w:val="none"/>
-        </w:rPr>
+        <w:rPr/>
       </w:pPr>
       <w:r>
         <w:rPr>
           <w:rtl w:val="0"/>
         </w:rPr>
         <w:t xml:space="preserve">Fully refactored abilities loadout panel: added customization and increased usability.</w:t>
+      </w:r>
+      <w:r>
+        <w:rPr>
+          <w:rtl w:val="0"/>
+        </w:rPr>
       </w:r>
     </w:p>
     <w:p>
@@ -1432,7 +1436,7 @@
           <w:rtl w:val="0"/>
         </w:rPr>
         <w:tab/>
-        <w:t xml:space="preserve">June 2023– J</w:t>
+        <w:t xml:space="preserve">June 2023 – J</w:t>
       </w:r>
       <w:r>
         <w:rPr>
@@ -1611,7 +1615,7 @@
           <w:between w:space="0" w:sz="0" w:val="nil"/>
         </w:pBdr>
         <w:shd w:fill="auto" w:val="clear"/>
-        <w:spacing w:after="0" w:afterAutospacing="0" w:before="0" w:line="291.99999999999994" w:lineRule="auto"/>
+        <w:spacing w:after="0" w:before="0" w:line="291.99999999999994" w:lineRule="auto"/>
         <w:ind w:left="720" w:right="0" w:hanging="360"/>
         <w:jc w:val="left"/>
         <w:rPr>
@@ -1623,7 +1627,6 @@
           <w:color w:val="202c36"/>
           <w:sz w:val="23"/>
           <w:szCs w:val="23"/>
-          <w:u w:val="none"/>
           <w:shd w:fill="auto" w:val="clear"/>
           <w:vertAlign w:val="baseline"/>
         </w:rPr>
@@ -1684,6 +1687,11 @@
           <w:rtl w:val="0"/>
         </w:rPr>
         <w:t xml:space="preserve"> for peaceful and hostile open-world characters.</w:t>
+      </w:r>
+      <w:r>
+        <w:rPr>
+          <w:rtl w:val="0"/>
+        </w:rPr>
       </w:r>
     </w:p>
     <w:p>
@@ -1704,7 +1712,7 @@
           <w:between w:space="0" w:sz="0" w:val="nil"/>
         </w:pBdr>
         <w:shd w:fill="auto" w:val="clear"/>
-        <w:spacing w:after="0" w:afterAutospacing="0" w:before="0" w:line="291.99999999999994" w:lineRule="auto"/>
+        <w:spacing w:after="0" w:before="0" w:line="291.99999999999994" w:lineRule="auto"/>
         <w:ind w:left="720" w:right="0" w:hanging="360"/>
         <w:jc w:val="left"/>
         <w:rPr>
@@ -1718,7 +1726,6 @@
           <w:color w:val="202c36"/>
           <w:sz w:val="23"/>
           <w:szCs w:val="23"/>
-          <w:u w:val="none"/>
           <w:shd w:fill="auto" w:val="clear"/>
           <w:vertAlign w:val="baseline"/>
         </w:rPr>
@@ -1761,7 +1768,7 @@
           <w:between w:space="0" w:sz="0" w:val="nil"/>
         </w:pBdr>
         <w:shd w:fill="auto" w:val="clear"/>
-        <w:spacing w:after="0" w:afterAutospacing="0" w:before="0" w:line="291.99999999999994" w:lineRule="auto"/>
+        <w:spacing w:after="0" w:before="0" w:line="291.99999999999994" w:lineRule="auto"/>
         <w:ind w:left="720" w:right="0" w:hanging="360"/>
         <w:jc w:val="left"/>
         <w:rPr>
@@ -1773,7 +1780,6 @@
           <w:color w:val="202c36"/>
           <w:sz w:val="23"/>
           <w:szCs w:val="23"/>
-          <w:u w:val="none"/>
           <w:shd w:fill="auto" w:val="clear"/>
           <w:vertAlign w:val="baseline"/>
         </w:rPr>
@@ -1834,6 +1840,11 @@
           <w:rtl w:val="0"/>
         </w:rPr>
         <w:t xml:space="preserve"> for all delivered features.</w:t>
+      </w:r>
+      <w:r>
+        <w:rPr>
+          <w:rtl w:val="0"/>
+        </w:rPr>
       </w:r>
     </w:p>
     <w:p>
@@ -1868,7 +1879,6 @@
           <w:color w:val="202c36"/>
           <w:sz w:val="23"/>
           <w:szCs w:val="23"/>
-          <w:u w:val="none"/>
           <w:shd w:fill="auto" w:val="clear"/>
           <w:vertAlign w:val="baseline"/>
         </w:rPr>
@@ -2046,7 +2056,7 @@
           <w:vertAlign w:val="baseline"/>
           <w:rtl w:val="0"/>
         </w:rPr>
-        <w:t xml:space="preserve">2022– June 2023</w:t>
+        <w:t xml:space="preserve">2022 – June 2023</w:t>
       </w:r>
       <w:r>
         <w:rPr>
@@ -2197,7 +2207,7 @@
           <w:between w:space="0" w:sz="0" w:val="nil"/>
         </w:pBdr>
         <w:shd w:fill="auto" w:val="clear"/>
-        <w:spacing w:after="0" w:afterAutospacing="0" w:before="0" w:line="291.99999999999994" w:lineRule="auto"/>
+        <w:spacing w:after="0" w:before="0" w:line="291.99999999999994" w:lineRule="auto"/>
         <w:ind w:left="720" w:right="0" w:hanging="360"/>
         <w:jc w:val="left"/>
         <w:rPr>
@@ -2209,7 +2219,6 @@
           <w:color w:val="202c36"/>
           <w:sz w:val="23"/>
           <w:szCs w:val="23"/>
-          <w:u w:val="none"/>
           <w:shd w:fill="auto" w:val="clear"/>
           <w:vertAlign w:val="baseline"/>
         </w:rPr>
@@ -2251,6 +2260,11 @@
           <w:rtl w:val="0"/>
         </w:rPr>
         <w:t xml:space="preserve">, owning planning, estimates, delivery and technical interviews.</w:t>
+      </w:r>
+      <w:r>
+        <w:rPr>
+          <w:rtl w:val="0"/>
+        </w:rPr>
       </w:r>
     </w:p>
     <w:p>
@@ -2271,7 +2285,7 @@
           <w:between w:space="0" w:sz="0" w:val="nil"/>
         </w:pBdr>
         <w:shd w:fill="auto" w:val="clear"/>
-        <w:spacing w:after="0" w:afterAutospacing="0" w:before="0" w:line="291.99999999999994" w:lineRule="auto"/>
+        <w:spacing w:after="0" w:before="0" w:line="291.99999999999994" w:lineRule="auto"/>
         <w:ind w:left="720" w:right="0" w:hanging="360"/>
         <w:jc w:val="left"/>
         <w:rPr>
@@ -2285,7 +2299,6 @@
           <w:color w:val="202c36"/>
           <w:sz w:val="23"/>
           <w:szCs w:val="23"/>
-          <w:u w:val="none"/>
           <w:shd w:fill="auto" w:val="clear"/>
           <w:vertAlign w:val="baseline"/>
         </w:rPr>
@@ -2331,9 +2344,7 @@
         <w:spacing w:after="0" w:before="0" w:line="291.99999999999994" w:lineRule="auto"/>
         <w:ind w:left="720" w:right="0" w:hanging="360"/>
         <w:jc w:val="left"/>
-        <w:rPr>
-          <w:u w:val="none"/>
-        </w:rPr>
+        <w:rPr/>
       </w:pPr>
       <w:r>
         <w:rPr>
@@ -2485,7 +2496,7 @@
           <w:vertAlign w:val="baseline"/>
           <w:rtl w:val="0"/>
         </w:rPr>
-        <w:t xml:space="preserve"> 2020– October 2022</w:t>
+        <w:t xml:space="preserve"> 2020 – October 2022</w:t>
       </w:r>
       <w:r>
         <w:rPr>
@@ -2636,7 +2647,7 @@
           <w:between w:space="0" w:sz="0" w:val="nil"/>
         </w:pBdr>
         <w:shd w:fill="auto" w:val="clear"/>
-        <w:spacing w:after="0" w:afterAutospacing="0" w:before="0" w:line="291.99999999999994" w:lineRule="auto"/>
+        <w:spacing w:after="0" w:before="0" w:line="291.99999999999994" w:lineRule="auto"/>
         <w:ind w:left="720" w:right="0" w:hanging="360"/>
         <w:jc w:val="left"/>
         <w:rPr>
@@ -2648,7 +2659,6 @@
           <w:color w:val="202c36"/>
           <w:sz w:val="23"/>
           <w:szCs w:val="23"/>
-          <w:u w:val="none"/>
           <w:shd w:fill="auto" w:val="clear"/>
           <w:vertAlign w:val="baseline"/>
         </w:rPr>
@@ -2690,6 +2700,11 @@
           <w:rtl w:val="0"/>
         </w:rPr>
         <w:t xml:space="preserve"> by reworking the in-game offers system.</w:t>
+      </w:r>
+      <w:r>
+        <w:rPr>
+          <w:rtl w:val="0"/>
+        </w:rPr>
       </w:r>
     </w:p>
     <w:p>
@@ -2710,7 +2725,7 @@
           <w:between w:space="0" w:sz="0" w:val="nil"/>
         </w:pBdr>
         <w:shd w:fill="auto" w:val="clear"/>
-        <w:spacing w:after="0" w:afterAutospacing="0" w:before="0" w:line="291.99999999999994" w:lineRule="auto"/>
+        <w:spacing w:after="0" w:before="0" w:line="291.99999999999994" w:lineRule="auto"/>
         <w:ind w:left="720" w:right="0" w:hanging="360"/>
         <w:jc w:val="left"/>
         <w:rPr>
@@ -2724,7 +2739,6 @@
           <w:color w:val="202c36"/>
           <w:sz w:val="23"/>
           <w:szCs w:val="23"/>
-          <w:u w:val="none"/>
           <w:shd w:fill="auto" w:val="clear"/>
           <w:vertAlign w:val="baseline"/>
         </w:rPr>
@@ -2767,7 +2781,7 @@
           <w:between w:space="0" w:sz="0" w:val="nil"/>
         </w:pBdr>
         <w:shd w:fill="auto" w:val="clear"/>
-        <w:spacing w:after="0" w:afterAutospacing="0" w:before="0" w:line="291.99999999999994" w:lineRule="auto"/>
+        <w:spacing w:after="0" w:before="0" w:line="291.99999999999994" w:lineRule="auto"/>
         <w:ind w:left="720" w:right="0" w:hanging="360"/>
         <w:jc w:val="left"/>
         <w:rPr>
@@ -2779,7 +2793,6 @@
           <w:color w:val="202c36"/>
           <w:sz w:val="23"/>
           <w:szCs w:val="23"/>
-          <w:u w:val="none"/>
           <w:shd w:fill="auto" w:val="clear"/>
           <w:vertAlign w:val="baseline"/>
         </w:rPr>
@@ -2821,6 +2834,11 @@
           <w:rtl w:val="0"/>
         </w:rPr>
         <w:t xml:space="preserve">; optimized graphics and UI.</w:t>
+      </w:r>
+      <w:r>
+        <w:rPr>
+          <w:rtl w:val="0"/>
+        </w:rPr>
       </w:r>
     </w:p>
     <w:p>
@@ -2841,7 +2859,7 @@
           <w:between w:space="0" w:sz="0" w:val="nil"/>
         </w:pBdr>
         <w:shd w:fill="auto" w:val="clear"/>
-        <w:spacing w:after="0" w:afterAutospacing="0" w:before="0" w:line="291.99999999999994" w:lineRule="auto"/>
+        <w:spacing w:after="0" w:before="0" w:line="291.99999999999994" w:lineRule="auto"/>
         <w:ind w:left="720" w:right="0" w:hanging="360"/>
         <w:jc w:val="left"/>
         <w:rPr>
@@ -2855,7 +2873,6 @@
           <w:color w:val="202c36"/>
           <w:sz w:val="23"/>
           <w:szCs w:val="23"/>
-          <w:u w:val="none"/>
           <w:shd w:fill="auto" w:val="clear"/>
           <w:vertAlign w:val="baseline"/>
         </w:rPr>
@@ -2898,7 +2915,7 @@
           <w:between w:space="0" w:sz="0" w:val="nil"/>
         </w:pBdr>
         <w:shd w:fill="auto" w:val="clear"/>
-        <w:spacing w:after="0" w:afterAutospacing="0" w:before="0" w:line="291.99999999999994" w:lineRule="auto"/>
+        <w:spacing w:after="0" w:before="0" w:line="291.99999999999994" w:lineRule="auto"/>
         <w:ind w:left="720" w:right="0" w:hanging="360"/>
         <w:jc w:val="left"/>
         <w:rPr>
@@ -2912,7 +2929,6 @@
           <w:color w:val="202c36"/>
           <w:sz w:val="23"/>
           <w:szCs w:val="23"/>
-          <w:u w:val="none"/>
           <w:shd w:fill="auto" w:val="clear"/>
           <w:vertAlign w:val="baseline"/>
         </w:rPr>
@@ -2969,7 +2985,6 @@
           <w:color w:val="202c36"/>
           <w:sz w:val="23"/>
           <w:szCs w:val="23"/>
-          <w:u w:val="none"/>
           <w:shd w:fill="auto" w:val="clear"/>
           <w:vertAlign w:val="baseline"/>
         </w:rPr>
@@ -3237,15 +3252,18 @@
         </w:numPr>
         <w:spacing w:line="291.99999999999994" w:lineRule="auto"/>
         <w:ind w:left="720" w:hanging="360"/>
-        <w:rPr>
-          <w:u w:val="none"/>
-        </w:rPr>
+        <w:rPr/>
       </w:pPr>
       <w:r>
         <w:rPr>
           <w:rtl w:val="0"/>
         </w:rPr>
         <w:t xml:space="preserve">The prototype won a Skolkovo grant.</w:t>
+      </w:r>
+      <w:r>
+        <w:rPr>
+          <w:rtl w:val="0"/>
+        </w:rPr>
       </w:r>
     </w:p>
     <w:p>
@@ -3266,12 +3284,10 @@
           <w:between w:space="0" w:sz="0" w:val="nil"/>
         </w:pBdr>
         <w:shd w:fill="auto" w:val="clear"/>
-        <w:spacing w:after="0" w:afterAutospacing="0" w:before="0" w:line="291.99999999999994" w:lineRule="auto"/>
+        <w:spacing w:after="0" w:before="0" w:line="291.99999999999994" w:lineRule="auto"/>
         <w:ind w:left="720" w:right="0" w:hanging="360"/>
         <w:jc w:val="left"/>
-        <w:rPr>
-          <w:u w:val="none"/>
-        </w:rPr>
+        <w:rPr/>
       </w:pPr>
       <w:r>
         <w:rPr>
@@ -3322,12 +3338,10 @@
           <w:between w:space="0" w:sz="0" w:val="nil"/>
         </w:pBdr>
         <w:shd w:fill="auto" w:val="clear"/>
-        <w:spacing w:after="0" w:afterAutospacing="0" w:before="0" w:line="291.99999999999994" w:lineRule="auto"/>
+        <w:spacing w:after="0" w:before="0" w:line="291.99999999999994" w:lineRule="auto"/>
         <w:ind w:left="720" w:right="0" w:hanging="360"/>
         <w:jc w:val="left"/>
-        <w:rPr>
-          <w:u w:val="none"/>
-        </w:rPr>
+        <w:rPr/>
       </w:pPr>
       <w:r>
         <w:rPr>
@@ -3353,6 +3367,11 @@
           <w:rtl w:val="0"/>
         </w:rPr>
         <w:t xml:space="preserve">uilt an IDE-style, dockable, adaptive UI.</w:t>
+      </w:r>
+      <w:r>
+        <w:rPr>
+          <w:rtl w:val="0"/>
+        </w:rPr>
       </w:r>
     </w:p>
     <w:p>
@@ -3373,12 +3392,10 @@
           <w:between w:space="0" w:sz="0" w:val="nil"/>
         </w:pBdr>
         <w:shd w:fill="auto" w:val="clear"/>
-        <w:spacing w:after="0" w:afterAutospacing="0" w:before="0" w:line="291.99999999999994" w:lineRule="auto"/>
+        <w:spacing w:after="0" w:before="0" w:line="291.99999999999994" w:lineRule="auto"/>
         <w:ind w:left="720" w:right="0" w:hanging="360"/>
         <w:jc w:val="left"/>
-        <w:rPr>
-          <w:u w:val="none"/>
-        </w:rPr>
+        <w:rPr/>
       </w:pPr>
       <w:r>
         <w:rPr>
@@ -3404,6 +3421,11 @@
           <w:rtl w:val="0"/>
         </w:rPr>
         <w:t xml:space="preserve">graph and code editors for FBD, LD and ST languages.</w:t>
+      </w:r>
+      <w:r>
+        <w:rPr>
+          <w:rtl w:val="0"/>
+        </w:rPr>
       </w:r>
     </w:p>
     <w:p>
@@ -3438,7 +3460,6 @@
           <w:color w:val="202c36"/>
           <w:sz w:val="23"/>
           <w:szCs w:val="23"/>
-          <w:u w:val="none"/>
           <w:shd w:fill="auto" w:val="clear"/>
           <w:vertAlign w:val="baseline"/>
         </w:rPr>
@@ -3461,11 +3482,6 @@
           <w:rtl w:val="0"/>
         </w:rPr>
         <w:t xml:space="preserve">Tested and deployed across multiple target environments.</w:t>
-      </w:r>
-      <w:r>
-        <w:rPr>
-          <w:rtl w:val="0"/>
-        </w:rPr>
       </w:r>
     </w:p>
     <w:p>
@@ -3558,7 +3574,7 @@
           <w:between w:space="0" w:sz="0" w:val="nil"/>
         </w:pBdr>
         <w:shd w:fill="auto" w:val="clear"/>
-        <w:spacing w:after="0" w:afterAutospacing="0" w:before="120" w:line="267" w:lineRule="auto"/>
+        <w:spacing w:after="0" w:before="120" w:line="267" w:lineRule="auto"/>
         <w:ind w:left="720" w:right="0" w:hanging="360"/>
         <w:jc w:val="left"/>
         <w:rPr>
@@ -3572,7 +3588,6 @@
           <w:color w:val="50616d"/>
           <w:sz w:val="21"/>
           <w:szCs w:val="21"/>
-          <w:u w:val="none"/>
           <w:shd w:fill="auto" w:val="clear"/>
           <w:vertAlign w:val="baseline"/>
         </w:rPr>
@@ -3604,6 +3619,11 @@
           <w:rtl w:val="0"/>
         </w:rPr>
         <w:t xml:space="preserve">platform for property management companies and tenants using Angular,</w:t>
+      </w:r>
+      <w:r>
+        <w:rPr>
+          <w:rtl w:val="0"/>
+        </w:rPr>
       </w:r>
     </w:p>
     <w:p>
@@ -3624,14 +3644,13 @@
           <w:between w:space="0" w:sz="0" w:val="nil"/>
         </w:pBdr>
         <w:shd w:fill="auto" w:val="clear"/>
-        <w:spacing w:after="0" w:afterAutospacing="0" w:before="0" w:beforeAutospacing="0" w:line="267" w:lineRule="auto"/>
+        <w:spacing w:after="0" w:before="0" w:line="267" w:lineRule="auto"/>
         <w:ind w:left="720" w:right="0" w:hanging="360"/>
         <w:jc w:val="left"/>
         <w:rPr>
           <w:color w:val="50616d"/>
           <w:sz w:val="21"/>
           <w:szCs w:val="21"/>
-          <w:u w:val="none"/>
         </w:rPr>
       </w:pPr>
       <w:r>
@@ -3642,6 +3661,11 @@
           <w:rtl w:val="0"/>
         </w:rPr>
         <w:t xml:space="preserve">Implemented new editor features to IDE applications using WPF.</w:t>
+      </w:r>
+      <w:r>
+        <w:rPr>
+          <w:rtl w:val="0"/>
+        </w:rPr>
       </w:r>
     </w:p>
     <w:p>
@@ -3662,14 +3686,13 @@
           <w:between w:space="0" w:sz="0" w:val="nil"/>
         </w:pBdr>
         <w:shd w:fill="auto" w:val="clear"/>
-        <w:spacing w:after="0" w:before="0" w:beforeAutospacing="0" w:line="267" w:lineRule="auto"/>
+        <w:spacing w:after="0" w:before="0" w:line="267" w:lineRule="auto"/>
         <w:ind w:left="720" w:right="0" w:hanging="360"/>
         <w:jc w:val="left"/>
         <w:rPr>
           <w:color w:val="50616d"/>
           <w:sz w:val="21"/>
           <w:szCs w:val="21"/>
-          <w:u w:val="none"/>
         </w:rPr>
       </w:pPr>
       <w:r>
@@ -3718,6 +3741,11 @@
           <w:rtl w:val="0"/>
         </w:rPr>
         <w:t xml:space="preserve">controller firmware supporting RS232/RS485 and Modbus.</w:t>
+      </w:r>
+      <w:r>
+        <w:rPr>
+          <w:rtl w:val="0"/>
+        </w:rPr>
       </w:r>
     </w:p>
     <w:p>
@@ -3802,7 +3830,7 @@
           <w:rtl w:val="0"/>
         </w:rPr>
         <w:tab/>
-        <w:t xml:space="preserve">2012–2016</w:t>
+        <w:t xml:space="preserve">September 2012 – July 2016</w:t>
       </w:r>
       <w:r>
         <w:rPr>
@@ -3897,9 +3925,9 @@
       </w:r>
     </w:p>
     <w:sectPr>
-      <w:headerReference r:id="rId8" w:type="default"/>
-      <w:footerReference r:id="rId9" w:type="default"/>
-      <w:footerReference r:id="rId10" w:type="first"/>
+      <w:headerReference r:id="rId9" w:type="default"/>
+      <w:footerReference r:id="rId10" w:type="default"/>
+      <w:footerReference r:id="rId11" w:type="first"/>
       <w:pgSz w:h="15840" w:w="12240" w:orient="portrait"/>
       <w:pgMar w:bottom="821" w:top="821" w:left="936" w:right="936" w:header="360" w:footer="389"/>
       <w:pgNumType w:start="1"/>
@@ -3915,7 +3943,6 @@
     <w:pPr>
       <w:keepNext w:val="0"/>
       <w:keepLines w:val="0"/>
-      <w:pageBreakBefore w:val="0"/>
       <w:widowControl w:val="1"/>
       <w:pBdr>
         <w:top w:space="0" w:sz="0" w:val="nil"/>
@@ -4052,7 +4079,6 @@
     <w:pPr>
       <w:keepNext w:val="0"/>
       <w:keepLines w:val="0"/>
-      <w:pageBreakBefore w:val="0"/>
       <w:widowControl w:val="1"/>
       <w:pBdr>
         <w:top w:space="0" w:sz="0" w:val="nil"/>
@@ -4189,7 +4215,6 @@
     <w:pPr>
       <w:keepNext w:val="0"/>
       <w:keepLines w:val="0"/>
-      <w:pageBreakBefore w:val="0"/>
       <w:widowControl w:val="1"/>
       <w:pBdr>
         <w:top w:space="0" w:sz="0" w:val="nil"/>
@@ -4223,6 +4248,17 @@
     </w:pPr>
     <w:r>
       <w:rPr>
+        <w:b w:val="1"/>
+        <w:bCs w:val="1"/>
+        <w:color w:val="50616d"/>
+        <w:sz w:val="17"/>
+        <w:szCs w:val="17"/>
+        <w:rtl w:val="0"/>
+      </w:rPr>
+      <w:t xml:space="preserve">VIACHESLAV</w:t>
+    </w:r>
+    <w:r>
+      <w:rPr>
         <w:rFonts w:ascii="Arial" w:cs="Arial" w:eastAsia="Arial" w:hAnsi="Arial"/>
         <w:b w:val="1"/>
         <w:bCs w:val="1"/>
@@ -4238,7 +4274,7 @@
         <w:vertAlign w:val="baseline"/>
         <w:rtl w:val="0"/>
       </w:rPr>
-      <w:t xml:space="preserve">SLAVA CHUDAEV</w:t>
+      <w:t xml:space="preserve"> CHUDAEV</w:t>
     </w:r>
     <w:r>
       <w:rPr>
@@ -5095,6 +5131,20 @@
       <w:sz w:val="52"/>
       <w:szCs w:val="52"/>
     </w:rPr>
+  </w:style>
+  <w:style w:type="table" w:styleId="TableNormal" w:default="1">
+    <w:name w:val="TableNormal"/>
+    <w:tblPr>
+      <w:tblCellMar>
+        <w:top w:w="100.0" w:type="dxa"/>
+        <w:left w:w="100.0" w:type="dxa"/>
+        <w:bottom w:w="100.0" w:type="dxa"/>
+        <w:right w:w="100.0" w:type="dxa"/>
+      </w:tblCellMar>
+    </w:tblPr>
+  </w:style>
+  <w:style w:type="paragraph" w:styleId="Normal" w:default="1">
+    <w:name w:val="normal"/>
   </w:style>
   <w:style w:type="paragraph" w:styleId="Subtitle">
     <w:name w:val="Subtitle"/>
@@ -5431,4 +5481,19 @@
   </a:objectDefaults>
   <a:extraClrSchemeLst/>
 </a:theme>
+</file>
+
+<file path=customXML/item1.xml><?xml version="1.0" encoding="utf-8"?>
+<go:gDocsCustomXmlDataStorage xmlns:go="http://customooxmlschemas.google.com/" xmlns:r="http://schemas.openxmlformats.org/officeDocument/2006/relationships" uri="GoogleDocsCustomDataVersion2">
+  <go:docsCustomData xmlns:go="http://customooxmlschemas.google.com/" roundtripDataSignature="AMtx7mguVEu/ywLkFr4I7vQiY0m+Gy5s1Q==">CgMxLjA4AHIhMUxmUEMtcVF5OGhnWUNEak5DaHhPS0JsMFFCdkJOSjZn</go:docsCustomData>
+</go:gDocsCustomXmlDataStorage>
+</file>
+
+<file path=customXML/itemProps1.xml><?xml version="1.0" encoding="utf-8"?>
+<ds:datastoreItem xmlns:ds="http://schemas.openxmlformats.org/officeDocument/2006/customXml" ds:itemID="{11111111-1234-1234-1234-123412341234}">
+  <ds:schemaRefs>
+    <ds:schemaRef ds:uri="http://schemas.openxmlformats.org/officeDocument/2006/relationships"/>
+    <ds:schemaRef ds:uri="http://customooxmlschemas.google.com/"/>
+  </ds:schemaRefs>
+</ds:datastoreItem>
 </file>